--- a/lab 3/Пример работы алгоритмов.docx
+++ b/lab 3/Пример работы алгоритмов.docx
@@ -1885,6 +1885,48 @@
           <w:lang w:val="ru-RU"/>
         </w:rPr>
       </w:pPr>
+    </w:p>
+    <w:p>
+      <w:pPr>
+        <w:spacing w:line="252" w:lineRule="auto"/>
+        <w:rPr>
+          <w:b/>
+          <w:bCs/>
+          <w:sz w:val="28"/>
+          <w:szCs w:val="28"/>
+          <w:lang w:val="en-US"/>
+        </w:rPr>
+      </w:pPr>
+      <w:r>
+        <w:rPr>
+          <w:b/>
+          <w:bCs/>
+          <w:sz w:val="28"/>
+          <w:szCs w:val="28"/>
+          <w:lang w:val="ru-RU"/>
+        </w:rPr>
+        <w:t>1 способ</w:t>
+      </w:r>
+      <w:r>
+        <w:rPr>
+          <w:b/>
+          <w:bCs/>
+          <w:sz w:val="28"/>
+          <w:szCs w:val="28"/>
+          <w:lang w:val="en-US"/>
+        </w:rPr>
+        <w:t>:</w:t>
+      </w:r>
+    </w:p>
+    <w:p>
+      <w:pPr>
+        <w:spacing w:line="252" w:lineRule="auto"/>
+        <w:rPr>
+          <w:sz w:val="28"/>
+          <w:szCs w:val="28"/>
+          <w:lang w:val="ru-RU"/>
+        </w:rPr>
+      </w:pPr>
       <w:r>
         <w:rPr>
           <w:sz w:val="28"/>
@@ -2509,6 +2551,1778 @@
         </w:rPr>
         <w:t xml:space="preserve"> mod 23 = 14</w:t>
       </w:r>
+    </w:p>
+    <w:p>
+      <w:pPr>
+        <w:tabs>
+          <w:tab w:val="left" w:pos="426"/>
+        </w:tabs>
+        <w:spacing w:line="252" w:lineRule="auto"/>
+        <w:rPr>
+          <w:sz w:val="28"/>
+          <w:szCs w:val="28"/>
+          <w:lang w:val="ru-RU"/>
+        </w:rPr>
+      </w:pPr>
+    </w:p>
+    <w:p>
+      <w:pPr>
+        <w:tabs>
+          <w:tab w:val="left" w:pos="426"/>
+        </w:tabs>
+        <w:spacing w:line="252" w:lineRule="auto"/>
+        <w:rPr>
+          <w:b/>
+          <w:bCs/>
+          <w:sz w:val="28"/>
+          <w:szCs w:val="28"/>
+          <w:lang w:val="ru-RU"/>
+        </w:rPr>
+      </w:pPr>
+      <w:r>
+        <w:rPr>
+          <w:b/>
+          <w:bCs/>
+          <w:sz w:val="28"/>
+          <w:szCs w:val="28"/>
+        </w:rPr>
+        <w:t xml:space="preserve">2 </w:t>
+      </w:r>
+      <w:r>
+        <w:rPr>
+          <w:b/>
+          <w:bCs/>
+          <w:sz w:val="28"/>
+          <w:szCs w:val="28"/>
+          <w:lang w:val="ru-RU"/>
+        </w:rPr>
+        <w:t>способ</w:t>
+      </w:r>
+      <w:r>
+        <w:rPr>
+          <w:b/>
+          <w:bCs/>
+          <w:sz w:val="28"/>
+          <w:szCs w:val="28"/>
+          <w:lang w:val="en-US"/>
+        </w:rPr>
+        <w:t>:</w:t>
+      </w:r>
+    </w:p>
+    <w:tbl>
+      <w:tblPr>
+        <w:tblStyle w:val="TableGrid"/>
+        <w:tblW w:w="0" w:type="auto"/>
+        <w:tblLook w:val="04A0" w:firstRow="1" w:lastRow="0" w:firstColumn="1" w:lastColumn="0" w:noHBand="0" w:noVBand="1"/>
+      </w:tblPr>
+      <w:tblGrid>
+        <w:gridCol w:w="2254"/>
+        <w:gridCol w:w="2254"/>
+        <w:gridCol w:w="2254"/>
+        <w:gridCol w:w="2254"/>
+      </w:tblGrid>
+      <w:tr>
+        <w:tc>
+          <w:tcPr>
+            <w:tcW w:w="2254" w:type="dxa"/>
+          </w:tcPr>
+          <w:p>
+            <w:pPr>
+              <w:rPr>
+                <w:lang w:val="en-US"/>
+              </w:rPr>
+            </w:pPr>
+            <w:r>
+              <w:rPr>
+                <w:lang w:val="ru-RU"/>
+              </w:rPr>
+              <w:t>Число (</w:t>
+            </w:r>
+            <w:r>
+              <w:rPr>
+                <w:lang w:val="en-US"/>
+              </w:rPr>
+              <w:t>a</w:t>
+            </w:r>
+            <w:r>
+              <w:rPr>
+                <w:lang w:val="ru-RU"/>
+              </w:rPr>
+              <w:t>)</w:t>
+            </w:r>
+          </w:p>
+        </w:tc>
+        <w:tc>
+          <w:tcPr>
+            <w:tcW w:w="2254" w:type="dxa"/>
+          </w:tcPr>
+          <w:p>
+            <w:pPr>
+              <w:rPr>
+                <w:lang w:val="en-US"/>
+              </w:rPr>
+            </w:pPr>
+            <w:r>
+              <w:rPr>
+                <w:lang w:val="en-US"/>
+              </w:rPr>
+              <w:t>a^2 mod 23</w:t>
+            </w:r>
+          </w:p>
+        </w:tc>
+        <w:tc>
+          <w:tcPr>
+            <w:tcW w:w="2254" w:type="dxa"/>
+          </w:tcPr>
+          <w:p>
+            <w:pPr>
+              <w:rPr>
+                <w:lang w:val="en-US"/>
+              </w:rPr>
+            </w:pPr>
+            <w:r>
+              <w:rPr>
+                <w:lang w:val="en-US"/>
+              </w:rPr>
+              <w:t>a^11 mod 23</w:t>
+            </w:r>
+          </w:p>
+        </w:tc>
+        <w:tc>
+          <w:tcPr>
+            <w:tcW w:w="2254" w:type="dxa"/>
+          </w:tcPr>
+          <w:p>
+            <w:pPr>
+              <w:rPr>
+                <w:lang w:val="ru-RU"/>
+              </w:rPr>
+            </w:pPr>
+            <w:r>
+              <w:rPr>
+                <w:lang w:val="ru-RU"/>
+              </w:rPr>
+              <w:t>Р</w:t>
+            </w:r>
+            <w:r>
+              <w:rPr>
+                <w:lang w:val="ru-RU"/>
+              </w:rPr>
+              <w:t>езультат</w:t>
+            </w:r>
+          </w:p>
+        </w:tc>
+      </w:tr>
+      <w:tr>
+        <w:tc>
+          <w:tcPr>
+            <w:tcW w:w="2254" w:type="dxa"/>
+          </w:tcPr>
+          <w:p>
+            <w:pPr>
+              <w:rPr>
+                <w:lang w:val="ru-RU"/>
+              </w:rPr>
+            </w:pPr>
+            <w:r>
+              <w:rPr>
+                <w:lang w:val="ru-RU"/>
+              </w:rPr>
+              <w:t>2</w:t>
+            </w:r>
+          </w:p>
+        </w:tc>
+        <w:tc>
+          <w:tcPr>
+            <w:tcW w:w="2254" w:type="dxa"/>
+          </w:tcPr>
+          <w:p>
+            <w:pPr>
+              <w:rPr>
+                <w:lang w:val="ru-RU"/>
+              </w:rPr>
+            </w:pPr>
+            <w:r>
+              <w:rPr>
+                <w:lang w:val="ru-RU"/>
+              </w:rPr>
+              <w:t>4</w:t>
+            </w:r>
+          </w:p>
+        </w:tc>
+        <w:tc>
+          <w:tcPr>
+            <w:tcW w:w="2254" w:type="dxa"/>
+          </w:tcPr>
+          <w:p>
+            <w:pPr>
+              <w:rPr>
+                <w:lang w:val="en-US"/>
+              </w:rPr>
+            </w:pPr>
+            <w:r>
+              <w:rPr>
+                <w:lang w:val="en-US"/>
+              </w:rPr>
+              <w:t>1</w:t>
+            </w:r>
+          </w:p>
+        </w:tc>
+        <w:tc>
+          <w:tcPr>
+            <w:tcW w:w="2254" w:type="dxa"/>
+          </w:tcPr>
+          <w:p>
+            <w:pPr>
+              <w:rPr>
+                <w:lang w:val="ru-RU"/>
+              </w:rPr>
+            </w:pPr>
+            <w:r>
+              <w:rPr>
+                <w:lang w:val="ru-RU"/>
+              </w:rPr>
+              <w:t>Не корень</w:t>
+            </w:r>
+          </w:p>
+        </w:tc>
+      </w:tr>
+      <w:tr>
+        <w:tc>
+          <w:tcPr>
+            <w:tcW w:w="2254" w:type="dxa"/>
+          </w:tcPr>
+          <w:p>
+            <w:pPr>
+              <w:rPr>
+                <w:lang w:val="ru-RU"/>
+              </w:rPr>
+            </w:pPr>
+            <w:r>
+              <w:rPr>
+                <w:lang w:val="ru-RU"/>
+              </w:rPr>
+              <w:t>3</w:t>
+            </w:r>
+          </w:p>
+        </w:tc>
+        <w:tc>
+          <w:tcPr>
+            <w:tcW w:w="2254" w:type="dxa"/>
+          </w:tcPr>
+          <w:p>
+            <w:pPr>
+              <w:rPr>
+                <w:lang w:val="ru-RU"/>
+              </w:rPr>
+            </w:pPr>
+            <w:r>
+              <w:rPr>
+                <w:lang w:val="ru-RU"/>
+              </w:rPr>
+              <w:t>9</w:t>
+            </w:r>
+          </w:p>
+        </w:tc>
+        <w:tc>
+          <w:tcPr>
+            <w:tcW w:w="2254" w:type="dxa"/>
+          </w:tcPr>
+          <w:p>
+            <w:pPr>
+              <w:rPr>
+                <w:lang w:val="ru-RU"/>
+              </w:rPr>
+            </w:pPr>
+            <w:r>
+              <w:rPr>
+                <w:lang w:val="ru-RU"/>
+              </w:rPr>
+              <w:t>1</w:t>
+            </w:r>
+          </w:p>
+        </w:tc>
+        <w:tc>
+          <w:tcPr>
+            <w:tcW w:w="2254" w:type="dxa"/>
+          </w:tcPr>
+          <w:p>
+            <w:pPr>
+              <w:rPr>
+                <w:lang w:val="ru-RU"/>
+              </w:rPr>
+            </w:pPr>
+            <w:r>
+              <w:rPr>
+                <w:lang w:val="ru-RU"/>
+              </w:rPr>
+              <w:t>Не корень</w:t>
+            </w:r>
+          </w:p>
+        </w:tc>
+      </w:tr>
+      <w:tr>
+        <w:tc>
+          <w:tcPr>
+            <w:tcW w:w="2254" w:type="dxa"/>
+          </w:tcPr>
+          <w:p>
+            <w:pPr>
+              <w:rPr>
+                <w:lang w:val="ru-RU"/>
+              </w:rPr>
+            </w:pPr>
+            <w:r>
+              <w:rPr>
+                <w:lang w:val="ru-RU"/>
+              </w:rPr>
+              <w:t>4</w:t>
+            </w:r>
+          </w:p>
+        </w:tc>
+        <w:tc>
+          <w:tcPr>
+            <w:tcW w:w="2254" w:type="dxa"/>
+          </w:tcPr>
+          <w:p>
+            <w:pPr>
+              <w:rPr>
+                <w:lang w:val="ru-RU"/>
+              </w:rPr>
+            </w:pPr>
+            <w:r>
+              <w:rPr>
+                <w:lang w:val="ru-RU"/>
+              </w:rPr>
+              <w:t>16</w:t>
+            </w:r>
+          </w:p>
+        </w:tc>
+        <w:tc>
+          <w:tcPr>
+            <w:tcW w:w="2254" w:type="dxa"/>
+          </w:tcPr>
+          <w:p>
+            <w:pPr>
+              <w:rPr>
+                <w:lang w:val="ru-RU"/>
+              </w:rPr>
+            </w:pPr>
+            <w:r>
+              <w:rPr>
+                <w:lang w:val="ru-RU"/>
+              </w:rPr>
+              <w:t>1</w:t>
+            </w:r>
+          </w:p>
+        </w:tc>
+        <w:tc>
+          <w:tcPr>
+            <w:tcW w:w="2254" w:type="dxa"/>
+          </w:tcPr>
+          <w:p>
+            <w:pPr>
+              <w:rPr>
+                <w:lang w:val="ru-RU"/>
+              </w:rPr>
+            </w:pPr>
+            <w:r>
+              <w:rPr>
+                <w:lang w:val="ru-RU"/>
+              </w:rPr>
+              <w:t>Не корень</w:t>
+            </w:r>
+          </w:p>
+        </w:tc>
+      </w:tr>
+      <w:tr>
+        <w:tc>
+          <w:tcPr>
+            <w:tcW w:w="2254" w:type="dxa"/>
+            <w:shd w:val="clear" w:color="auto" w:fill="B6DDE8" w:themeFill="accent5" w:themeFillTint="66"/>
+          </w:tcPr>
+          <w:p>
+            <w:pPr>
+              <w:rPr>
+                <w:lang w:val="ru-RU"/>
+              </w:rPr>
+            </w:pPr>
+            <w:r>
+              <w:rPr>
+                <w:lang w:val="ru-RU"/>
+              </w:rPr>
+              <w:t>5</w:t>
+            </w:r>
+          </w:p>
+        </w:tc>
+        <w:tc>
+          <w:tcPr>
+            <w:tcW w:w="2254" w:type="dxa"/>
+            <w:shd w:val="clear" w:color="auto" w:fill="B6DDE8" w:themeFill="accent5" w:themeFillTint="66"/>
+          </w:tcPr>
+          <w:p>
+            <w:pPr>
+              <w:rPr>
+                <w:lang w:val="en-US"/>
+              </w:rPr>
+            </w:pPr>
+            <w:r>
+              <w:rPr>
+                <w:lang w:val="en-US"/>
+              </w:rPr>
+              <w:t>2</w:t>
+            </w:r>
+          </w:p>
+        </w:tc>
+        <w:tc>
+          <w:tcPr>
+            <w:tcW w:w="2254" w:type="dxa"/>
+            <w:shd w:val="clear" w:color="auto" w:fill="B6DDE8" w:themeFill="accent5" w:themeFillTint="66"/>
+          </w:tcPr>
+          <w:p>
+            <w:pPr>
+              <w:rPr>
+                <w:lang w:val="ru-RU"/>
+              </w:rPr>
+            </w:pPr>
+            <w:r>
+              <w:rPr>
+                <w:lang w:val="ru-RU"/>
+              </w:rPr>
+              <w:t>22</w:t>
+            </w:r>
+          </w:p>
+        </w:tc>
+        <w:tc>
+          <w:tcPr>
+            <w:tcW w:w="2254" w:type="dxa"/>
+            <w:shd w:val="clear" w:color="auto" w:fill="B6DDE8" w:themeFill="accent5" w:themeFillTint="66"/>
+          </w:tcPr>
+          <w:p>
+            <w:pPr>
+              <w:rPr>
+                <w:lang w:val="ru-RU"/>
+              </w:rPr>
+            </w:pPr>
+            <w:r>
+              <w:rPr>
+                <w:lang w:val="ru-RU"/>
+              </w:rPr>
+              <w:t>Корень</w:t>
+            </w:r>
+          </w:p>
+        </w:tc>
+      </w:tr>
+      <w:tr>
+        <w:tc>
+          <w:tcPr>
+            <w:tcW w:w="2254" w:type="dxa"/>
+          </w:tcPr>
+          <w:p>
+            <w:pPr>
+              <w:rPr>
+                <w:lang w:val="ru-RU"/>
+              </w:rPr>
+            </w:pPr>
+            <w:r>
+              <w:rPr>
+                <w:lang w:val="ru-RU"/>
+              </w:rPr>
+              <w:lastRenderedPageBreak/>
+              <w:t>6</w:t>
+            </w:r>
+          </w:p>
+        </w:tc>
+        <w:tc>
+          <w:tcPr>
+            <w:tcW w:w="2254" w:type="dxa"/>
+          </w:tcPr>
+          <w:p>
+            <w:pPr>
+              <w:rPr>
+                <w:lang w:val="ru-RU"/>
+              </w:rPr>
+            </w:pPr>
+            <w:r>
+              <w:rPr>
+                <w:lang w:val="ru-RU"/>
+              </w:rPr>
+              <w:t>13</w:t>
+            </w:r>
+          </w:p>
+        </w:tc>
+        <w:tc>
+          <w:tcPr>
+            <w:tcW w:w="2254" w:type="dxa"/>
+          </w:tcPr>
+          <w:p>
+            <w:pPr>
+              <w:rPr>
+                <w:lang w:val="ru-RU"/>
+              </w:rPr>
+            </w:pPr>
+            <w:r>
+              <w:rPr>
+                <w:lang w:val="ru-RU"/>
+              </w:rPr>
+              <w:t>1</w:t>
+            </w:r>
+          </w:p>
+        </w:tc>
+        <w:tc>
+          <w:tcPr>
+            <w:tcW w:w="2254" w:type="dxa"/>
+          </w:tcPr>
+          <w:p>
+            <w:pPr>
+              <w:rPr>
+                <w:lang w:val="en-US"/>
+              </w:rPr>
+            </w:pPr>
+            <w:r>
+              <w:rPr>
+                <w:lang w:val="ru-RU"/>
+              </w:rPr>
+              <w:t>Не корень</w:t>
+            </w:r>
+          </w:p>
+        </w:tc>
+      </w:tr>
+      <w:tr>
+        <w:tc>
+          <w:tcPr>
+            <w:tcW w:w="2254" w:type="dxa"/>
+            <w:shd w:val="clear" w:color="auto" w:fill="B6DDE8" w:themeFill="accent5" w:themeFillTint="66"/>
+          </w:tcPr>
+          <w:p>
+            <w:pPr>
+              <w:rPr>
+                <w:lang w:val="ru-RU"/>
+              </w:rPr>
+            </w:pPr>
+            <w:r>
+              <w:rPr>
+                <w:lang w:val="ru-RU"/>
+              </w:rPr>
+              <w:t>7</w:t>
+            </w:r>
+          </w:p>
+        </w:tc>
+        <w:tc>
+          <w:tcPr>
+            <w:tcW w:w="2254" w:type="dxa"/>
+            <w:shd w:val="clear" w:color="auto" w:fill="B6DDE8" w:themeFill="accent5" w:themeFillTint="66"/>
+          </w:tcPr>
+          <w:p>
+            <w:pPr>
+              <w:rPr>
+                <w:lang w:val="ru-RU"/>
+              </w:rPr>
+            </w:pPr>
+            <w:r>
+              <w:rPr>
+                <w:lang w:val="ru-RU"/>
+              </w:rPr>
+              <w:t>3</w:t>
+            </w:r>
+          </w:p>
+        </w:tc>
+        <w:tc>
+          <w:tcPr>
+            <w:tcW w:w="2254" w:type="dxa"/>
+            <w:shd w:val="clear" w:color="auto" w:fill="B6DDE8" w:themeFill="accent5" w:themeFillTint="66"/>
+          </w:tcPr>
+          <w:p>
+            <w:pPr>
+              <w:rPr>
+                <w:lang w:val="ru-RU"/>
+              </w:rPr>
+            </w:pPr>
+            <w:r>
+              <w:rPr>
+                <w:lang w:val="ru-RU"/>
+              </w:rPr>
+              <w:t>22</w:t>
+            </w:r>
+          </w:p>
+        </w:tc>
+        <w:tc>
+          <w:tcPr>
+            <w:tcW w:w="2254" w:type="dxa"/>
+            <w:shd w:val="clear" w:color="auto" w:fill="B6DDE8" w:themeFill="accent5" w:themeFillTint="66"/>
+          </w:tcPr>
+          <w:p>
+            <w:pPr>
+              <w:rPr>
+                <w:lang w:val="en-US"/>
+              </w:rPr>
+            </w:pPr>
+            <w:r>
+              <w:rPr>
+                <w:lang w:val="ru-RU"/>
+              </w:rPr>
+              <w:t>Корень</w:t>
+            </w:r>
+          </w:p>
+        </w:tc>
+      </w:tr>
+      <w:tr>
+        <w:tc>
+          <w:tcPr>
+            <w:tcW w:w="2254" w:type="dxa"/>
+          </w:tcPr>
+          <w:p>
+            <w:pPr>
+              <w:rPr>
+                <w:lang w:val="ru-RU"/>
+              </w:rPr>
+            </w:pPr>
+            <w:r>
+              <w:rPr>
+                <w:lang w:val="ru-RU"/>
+              </w:rPr>
+              <w:t>8</w:t>
+            </w:r>
+          </w:p>
+        </w:tc>
+        <w:tc>
+          <w:tcPr>
+            <w:tcW w:w="2254" w:type="dxa"/>
+          </w:tcPr>
+          <w:p>
+            <w:pPr>
+              <w:rPr>
+                <w:lang w:val="ru-RU"/>
+              </w:rPr>
+            </w:pPr>
+            <w:r>
+              <w:rPr>
+                <w:lang w:val="ru-RU"/>
+              </w:rPr>
+              <w:t>18</w:t>
+            </w:r>
+          </w:p>
+        </w:tc>
+        <w:tc>
+          <w:tcPr>
+            <w:tcW w:w="2254" w:type="dxa"/>
+          </w:tcPr>
+          <w:p>
+            <w:pPr>
+              <w:rPr>
+                <w:lang w:val="ru-RU"/>
+              </w:rPr>
+            </w:pPr>
+            <w:r>
+              <w:rPr>
+                <w:lang w:val="ru-RU"/>
+              </w:rPr>
+              <w:t>1</w:t>
+            </w:r>
+          </w:p>
+        </w:tc>
+        <w:tc>
+          <w:tcPr>
+            <w:tcW w:w="2254" w:type="dxa"/>
+          </w:tcPr>
+          <w:p>
+            <w:pPr>
+              <w:rPr>
+                <w:lang w:val="ru-RU"/>
+              </w:rPr>
+            </w:pPr>
+            <w:r>
+              <w:rPr>
+                <w:lang w:val="ru-RU"/>
+              </w:rPr>
+              <w:t>Не корень</w:t>
+            </w:r>
+          </w:p>
+        </w:tc>
+      </w:tr>
+      <w:tr>
+        <w:tc>
+          <w:tcPr>
+            <w:tcW w:w="2254" w:type="dxa"/>
+          </w:tcPr>
+          <w:p>
+            <w:pPr>
+              <w:rPr>
+                <w:lang w:val="ru-RU"/>
+              </w:rPr>
+            </w:pPr>
+            <w:r>
+              <w:rPr>
+                <w:lang w:val="ru-RU"/>
+              </w:rPr>
+              <w:t>9</w:t>
+            </w:r>
+          </w:p>
+        </w:tc>
+        <w:tc>
+          <w:tcPr>
+            <w:tcW w:w="2254" w:type="dxa"/>
+          </w:tcPr>
+          <w:p>
+            <w:pPr>
+              <w:rPr>
+                <w:lang w:val="ru-RU"/>
+              </w:rPr>
+            </w:pPr>
+            <w:r>
+              <w:rPr>
+                <w:lang w:val="ru-RU"/>
+              </w:rPr>
+              <w:t>12</w:t>
+            </w:r>
+          </w:p>
+        </w:tc>
+        <w:tc>
+          <w:tcPr>
+            <w:tcW w:w="2254" w:type="dxa"/>
+          </w:tcPr>
+          <w:p>
+            <w:pPr>
+              <w:rPr>
+                <w:lang w:val="ru-RU"/>
+              </w:rPr>
+            </w:pPr>
+            <w:r>
+              <w:rPr>
+                <w:lang w:val="ru-RU"/>
+              </w:rPr>
+              <w:t>1</w:t>
+            </w:r>
+          </w:p>
+        </w:tc>
+        <w:tc>
+          <w:tcPr>
+            <w:tcW w:w="2254" w:type="dxa"/>
+          </w:tcPr>
+          <w:p>
+            <w:pPr>
+              <w:rPr>
+                <w:lang w:val="en-US"/>
+              </w:rPr>
+            </w:pPr>
+            <w:r>
+              <w:rPr>
+                <w:lang w:val="ru-RU"/>
+              </w:rPr>
+              <w:t>Не корень</w:t>
+            </w:r>
+          </w:p>
+        </w:tc>
+      </w:tr>
+      <w:tr>
+        <w:tc>
+          <w:tcPr>
+            <w:tcW w:w="2254" w:type="dxa"/>
+            <w:shd w:val="clear" w:color="auto" w:fill="B6DDE8" w:themeFill="accent5" w:themeFillTint="66"/>
+          </w:tcPr>
+          <w:p>
+            <w:pPr>
+              <w:rPr>
+                <w:lang w:val="ru-RU"/>
+              </w:rPr>
+            </w:pPr>
+            <w:r>
+              <w:rPr>
+                <w:lang w:val="ru-RU"/>
+              </w:rPr>
+              <w:t>10</w:t>
+            </w:r>
+          </w:p>
+        </w:tc>
+        <w:tc>
+          <w:tcPr>
+            <w:tcW w:w="2254" w:type="dxa"/>
+            <w:shd w:val="clear" w:color="auto" w:fill="B6DDE8" w:themeFill="accent5" w:themeFillTint="66"/>
+          </w:tcPr>
+          <w:p>
+            <w:pPr>
+              <w:rPr>
+                <w:lang w:val="ru-RU"/>
+              </w:rPr>
+            </w:pPr>
+            <w:r>
+              <w:rPr>
+                <w:lang w:val="ru-RU"/>
+              </w:rPr>
+              <w:t>8</w:t>
+            </w:r>
+          </w:p>
+        </w:tc>
+        <w:tc>
+          <w:tcPr>
+            <w:tcW w:w="2254" w:type="dxa"/>
+            <w:shd w:val="clear" w:color="auto" w:fill="B6DDE8" w:themeFill="accent5" w:themeFillTint="66"/>
+          </w:tcPr>
+          <w:p>
+            <w:pPr>
+              <w:rPr>
+                <w:lang w:val="ru-RU"/>
+              </w:rPr>
+            </w:pPr>
+            <w:r>
+              <w:rPr>
+                <w:lang w:val="ru-RU"/>
+              </w:rPr>
+              <w:t>22</w:t>
+            </w:r>
+          </w:p>
+        </w:tc>
+        <w:tc>
+          <w:tcPr>
+            <w:tcW w:w="2254" w:type="dxa"/>
+            <w:shd w:val="clear" w:color="auto" w:fill="B6DDE8" w:themeFill="accent5" w:themeFillTint="66"/>
+          </w:tcPr>
+          <w:p>
+            <w:pPr>
+              <w:rPr>
+                <w:lang w:val="en-US"/>
+              </w:rPr>
+            </w:pPr>
+            <w:r>
+              <w:rPr>
+                <w:lang w:val="ru-RU"/>
+              </w:rPr>
+              <w:t>Корень</w:t>
+            </w:r>
+          </w:p>
+        </w:tc>
+      </w:tr>
+      <w:tr>
+        <w:tc>
+          <w:tcPr>
+            <w:tcW w:w="2254" w:type="dxa"/>
+            <w:shd w:val="clear" w:color="auto" w:fill="B6DDE8" w:themeFill="accent5" w:themeFillTint="66"/>
+          </w:tcPr>
+          <w:p>
+            <w:pPr>
+              <w:rPr>
+                <w:lang w:val="ru-RU"/>
+              </w:rPr>
+            </w:pPr>
+            <w:r>
+              <w:rPr>
+                <w:lang w:val="ru-RU"/>
+              </w:rPr>
+              <w:t>11</w:t>
+            </w:r>
+          </w:p>
+        </w:tc>
+        <w:tc>
+          <w:tcPr>
+            <w:tcW w:w="2254" w:type="dxa"/>
+            <w:shd w:val="clear" w:color="auto" w:fill="B6DDE8" w:themeFill="accent5" w:themeFillTint="66"/>
+          </w:tcPr>
+          <w:p>
+            <w:pPr>
+              <w:rPr>
+                <w:lang w:val="ru-RU"/>
+              </w:rPr>
+            </w:pPr>
+            <w:r>
+              <w:rPr>
+                <w:lang w:val="ru-RU"/>
+              </w:rPr>
+              <w:t>6</w:t>
+            </w:r>
+          </w:p>
+        </w:tc>
+        <w:tc>
+          <w:tcPr>
+            <w:tcW w:w="2254" w:type="dxa"/>
+            <w:shd w:val="clear" w:color="auto" w:fill="B6DDE8" w:themeFill="accent5" w:themeFillTint="66"/>
+          </w:tcPr>
+          <w:p>
+            <w:pPr>
+              <w:rPr>
+                <w:lang w:val="ru-RU"/>
+              </w:rPr>
+            </w:pPr>
+            <w:r>
+              <w:rPr>
+                <w:lang w:val="ru-RU"/>
+              </w:rPr>
+              <w:t>22</w:t>
+            </w:r>
+          </w:p>
+        </w:tc>
+        <w:tc>
+          <w:tcPr>
+            <w:tcW w:w="2254" w:type="dxa"/>
+            <w:shd w:val="clear" w:color="auto" w:fill="B6DDE8" w:themeFill="accent5" w:themeFillTint="66"/>
+          </w:tcPr>
+          <w:p>
+            <w:pPr>
+              <w:rPr>
+                <w:lang w:val="en-US"/>
+              </w:rPr>
+            </w:pPr>
+            <w:r>
+              <w:rPr>
+                <w:lang w:val="ru-RU"/>
+              </w:rPr>
+              <w:t>Корень</w:t>
+            </w:r>
+          </w:p>
+        </w:tc>
+      </w:tr>
+      <w:tr>
+        <w:tc>
+          <w:tcPr>
+            <w:tcW w:w="2254" w:type="dxa"/>
+          </w:tcPr>
+          <w:p>
+            <w:pPr>
+              <w:rPr>
+                <w:lang w:val="ru-RU"/>
+              </w:rPr>
+            </w:pPr>
+            <w:r>
+              <w:rPr>
+                <w:lang w:val="ru-RU"/>
+              </w:rPr>
+              <w:t>12</w:t>
+            </w:r>
+          </w:p>
+        </w:tc>
+        <w:tc>
+          <w:tcPr>
+            <w:tcW w:w="2254" w:type="dxa"/>
+          </w:tcPr>
+          <w:p>
+            <w:pPr>
+              <w:rPr>
+                <w:lang w:val="ru-RU"/>
+              </w:rPr>
+            </w:pPr>
+            <w:r>
+              <w:rPr>
+                <w:lang w:val="ru-RU"/>
+              </w:rPr>
+              <w:t>6</w:t>
+            </w:r>
+          </w:p>
+        </w:tc>
+        <w:tc>
+          <w:tcPr>
+            <w:tcW w:w="2254" w:type="dxa"/>
+          </w:tcPr>
+          <w:p>
+            <w:pPr>
+              <w:rPr>
+                <w:lang w:val="ru-RU"/>
+              </w:rPr>
+            </w:pPr>
+            <w:r>
+              <w:rPr>
+                <w:lang w:val="ru-RU"/>
+              </w:rPr>
+              <w:t>1</w:t>
+            </w:r>
+          </w:p>
+        </w:tc>
+        <w:tc>
+          <w:tcPr>
+            <w:tcW w:w="2254" w:type="dxa"/>
+          </w:tcPr>
+          <w:p>
+            <w:pPr>
+              <w:rPr>
+                <w:lang w:val="en-US"/>
+              </w:rPr>
+            </w:pPr>
+            <w:r>
+              <w:rPr>
+                <w:lang w:val="ru-RU"/>
+              </w:rPr>
+              <w:t>Не корень</w:t>
+            </w:r>
+          </w:p>
+        </w:tc>
+      </w:tr>
+      <w:tr>
+        <w:tc>
+          <w:tcPr>
+            <w:tcW w:w="2254" w:type="dxa"/>
+          </w:tcPr>
+          <w:p>
+            <w:pPr>
+              <w:rPr>
+                <w:lang w:val="ru-RU"/>
+              </w:rPr>
+            </w:pPr>
+            <w:r>
+              <w:rPr>
+                <w:lang w:val="ru-RU"/>
+              </w:rPr>
+              <w:t>13</w:t>
+            </w:r>
+          </w:p>
+        </w:tc>
+        <w:tc>
+          <w:tcPr>
+            <w:tcW w:w="2254" w:type="dxa"/>
+          </w:tcPr>
+          <w:p>
+            <w:pPr>
+              <w:rPr>
+                <w:lang w:val="ru-RU"/>
+              </w:rPr>
+            </w:pPr>
+            <w:r>
+              <w:rPr>
+                <w:lang w:val="ru-RU"/>
+              </w:rPr>
+              <w:t>8</w:t>
+            </w:r>
+          </w:p>
+        </w:tc>
+        <w:tc>
+          <w:tcPr>
+            <w:tcW w:w="2254" w:type="dxa"/>
+          </w:tcPr>
+          <w:p>
+            <w:pPr>
+              <w:rPr>
+                <w:lang w:val="ru-RU"/>
+              </w:rPr>
+            </w:pPr>
+            <w:r>
+              <w:rPr>
+                <w:lang w:val="ru-RU"/>
+              </w:rPr>
+              <w:t>1</w:t>
+            </w:r>
+          </w:p>
+        </w:tc>
+        <w:tc>
+          <w:tcPr>
+            <w:tcW w:w="2254" w:type="dxa"/>
+          </w:tcPr>
+          <w:p>
+            <w:pPr>
+              <w:rPr>
+                <w:lang w:val="en-US"/>
+              </w:rPr>
+            </w:pPr>
+            <w:r>
+              <w:rPr>
+                <w:lang w:val="ru-RU"/>
+              </w:rPr>
+              <w:t>Не корень</w:t>
+            </w:r>
+          </w:p>
+        </w:tc>
+      </w:tr>
+      <w:tr>
+        <w:tc>
+          <w:tcPr>
+            <w:tcW w:w="2254" w:type="dxa"/>
+            <w:shd w:val="clear" w:color="auto" w:fill="B6DDE8" w:themeFill="accent5" w:themeFillTint="66"/>
+          </w:tcPr>
+          <w:p>
+            <w:pPr>
+              <w:rPr>
+                <w:lang w:val="ru-RU"/>
+              </w:rPr>
+            </w:pPr>
+            <w:r>
+              <w:rPr>
+                <w:lang w:val="ru-RU"/>
+              </w:rPr>
+              <w:t>14</w:t>
+            </w:r>
+          </w:p>
+        </w:tc>
+        <w:tc>
+          <w:tcPr>
+            <w:tcW w:w="2254" w:type="dxa"/>
+            <w:shd w:val="clear" w:color="auto" w:fill="B6DDE8" w:themeFill="accent5" w:themeFillTint="66"/>
+          </w:tcPr>
+          <w:p>
+            <w:pPr>
+              <w:rPr>
+                <w:lang w:val="ru-RU"/>
+              </w:rPr>
+            </w:pPr>
+            <w:r>
+              <w:rPr>
+                <w:lang w:val="ru-RU"/>
+              </w:rPr>
+              <w:t>12</w:t>
+            </w:r>
+          </w:p>
+        </w:tc>
+        <w:tc>
+          <w:tcPr>
+            <w:tcW w:w="2254" w:type="dxa"/>
+            <w:shd w:val="clear" w:color="auto" w:fill="B6DDE8" w:themeFill="accent5" w:themeFillTint="66"/>
+          </w:tcPr>
+          <w:p>
+            <w:pPr>
+              <w:rPr>
+                <w:lang w:val="ru-RU"/>
+              </w:rPr>
+            </w:pPr>
+            <w:r>
+              <w:rPr>
+                <w:lang w:val="ru-RU"/>
+              </w:rPr>
+              <w:t>22</w:t>
+            </w:r>
+          </w:p>
+        </w:tc>
+        <w:tc>
+          <w:tcPr>
+            <w:tcW w:w="2254" w:type="dxa"/>
+            <w:shd w:val="clear" w:color="auto" w:fill="B6DDE8" w:themeFill="accent5" w:themeFillTint="66"/>
+          </w:tcPr>
+          <w:p>
+            <w:pPr>
+              <w:rPr>
+                <w:lang w:val="en-US"/>
+              </w:rPr>
+            </w:pPr>
+            <w:r>
+              <w:rPr>
+                <w:lang w:val="ru-RU"/>
+              </w:rPr>
+              <w:t>Корень</w:t>
+            </w:r>
+          </w:p>
+        </w:tc>
+      </w:tr>
+      <w:tr>
+        <w:tc>
+          <w:tcPr>
+            <w:tcW w:w="2254" w:type="dxa"/>
+            <w:shd w:val="clear" w:color="auto" w:fill="B6DDE8" w:themeFill="accent5" w:themeFillTint="66"/>
+          </w:tcPr>
+          <w:p>
+            <w:pPr>
+              <w:rPr>
+                <w:lang w:val="ru-RU"/>
+              </w:rPr>
+            </w:pPr>
+            <w:r>
+              <w:rPr>
+                <w:lang w:val="ru-RU"/>
+              </w:rPr>
+              <w:t>15</w:t>
+            </w:r>
+          </w:p>
+        </w:tc>
+        <w:tc>
+          <w:tcPr>
+            <w:tcW w:w="2254" w:type="dxa"/>
+            <w:shd w:val="clear" w:color="auto" w:fill="B6DDE8" w:themeFill="accent5" w:themeFillTint="66"/>
+          </w:tcPr>
+          <w:p>
+            <w:pPr>
+              <w:rPr>
+                <w:lang w:val="ru-RU"/>
+              </w:rPr>
+            </w:pPr>
+            <w:r>
+              <w:rPr>
+                <w:lang w:val="ru-RU"/>
+              </w:rPr>
+              <w:t>18</w:t>
+            </w:r>
+          </w:p>
+        </w:tc>
+        <w:tc>
+          <w:tcPr>
+            <w:tcW w:w="2254" w:type="dxa"/>
+            <w:shd w:val="clear" w:color="auto" w:fill="B6DDE8" w:themeFill="accent5" w:themeFillTint="66"/>
+          </w:tcPr>
+          <w:p>
+            <w:pPr>
+              <w:rPr>
+                <w:lang w:val="ru-RU"/>
+              </w:rPr>
+            </w:pPr>
+            <w:r>
+              <w:rPr>
+                <w:lang w:val="ru-RU"/>
+              </w:rPr>
+              <w:t>22</w:t>
+            </w:r>
+          </w:p>
+        </w:tc>
+        <w:tc>
+          <w:tcPr>
+            <w:tcW w:w="2254" w:type="dxa"/>
+            <w:shd w:val="clear" w:color="auto" w:fill="B6DDE8" w:themeFill="accent5" w:themeFillTint="66"/>
+          </w:tcPr>
+          <w:p>
+            <w:pPr>
+              <w:rPr>
+                <w:lang w:val="en-US"/>
+              </w:rPr>
+            </w:pPr>
+            <w:r>
+              <w:rPr>
+                <w:lang w:val="ru-RU"/>
+              </w:rPr>
+              <w:t>Корень</w:t>
+            </w:r>
+          </w:p>
+        </w:tc>
+      </w:tr>
+      <w:tr>
+        <w:tc>
+          <w:tcPr>
+            <w:tcW w:w="2254" w:type="dxa"/>
+          </w:tcPr>
+          <w:p>
+            <w:pPr>
+              <w:rPr>
+                <w:lang w:val="ru-RU"/>
+              </w:rPr>
+            </w:pPr>
+            <w:r>
+              <w:rPr>
+                <w:lang w:val="ru-RU"/>
+              </w:rPr>
+              <w:t>16</w:t>
+            </w:r>
+          </w:p>
+        </w:tc>
+        <w:tc>
+          <w:tcPr>
+            <w:tcW w:w="2254" w:type="dxa"/>
+          </w:tcPr>
+          <w:p>
+            <w:pPr>
+              <w:rPr>
+                <w:lang w:val="ru-RU"/>
+              </w:rPr>
+            </w:pPr>
+            <w:r>
+              <w:rPr>
+                <w:lang w:val="ru-RU"/>
+              </w:rPr>
+              <w:t>3</w:t>
+            </w:r>
+          </w:p>
+        </w:tc>
+        <w:tc>
+          <w:tcPr>
+            <w:tcW w:w="2254" w:type="dxa"/>
+          </w:tcPr>
+          <w:p>
+            <w:pPr>
+              <w:rPr>
+                <w:lang w:val="ru-RU"/>
+              </w:rPr>
+            </w:pPr>
+            <w:r>
+              <w:rPr>
+                <w:lang w:val="ru-RU"/>
+              </w:rPr>
+              <w:t>1</w:t>
+            </w:r>
+          </w:p>
+        </w:tc>
+        <w:tc>
+          <w:tcPr>
+            <w:tcW w:w="2254" w:type="dxa"/>
+          </w:tcPr>
+          <w:p>
+            <w:pPr>
+              <w:rPr>
+                <w:lang w:val="en-US"/>
+              </w:rPr>
+            </w:pPr>
+            <w:r>
+              <w:rPr>
+                <w:lang w:val="ru-RU"/>
+              </w:rPr>
+              <w:t>Не корень</w:t>
+            </w:r>
+          </w:p>
+        </w:tc>
+      </w:tr>
+      <w:tr>
+        <w:tc>
+          <w:tcPr>
+            <w:tcW w:w="2254" w:type="dxa"/>
+            <w:shd w:val="clear" w:color="auto" w:fill="B6DDE8" w:themeFill="accent5" w:themeFillTint="66"/>
+          </w:tcPr>
+          <w:p>
+            <w:pPr>
+              <w:rPr>
+                <w:lang w:val="ru-RU"/>
+              </w:rPr>
+            </w:pPr>
+            <w:r>
+              <w:rPr>
+                <w:lang w:val="ru-RU"/>
+              </w:rPr>
+              <w:t>17</w:t>
+            </w:r>
+          </w:p>
+        </w:tc>
+        <w:tc>
+          <w:tcPr>
+            <w:tcW w:w="2254" w:type="dxa"/>
+            <w:shd w:val="clear" w:color="auto" w:fill="B6DDE8" w:themeFill="accent5" w:themeFillTint="66"/>
+          </w:tcPr>
+          <w:p>
+            <w:pPr>
+              <w:rPr>
+                <w:lang w:val="ru-RU"/>
+              </w:rPr>
+            </w:pPr>
+            <w:r>
+              <w:rPr>
+                <w:lang w:val="ru-RU"/>
+              </w:rPr>
+              <w:t>13</w:t>
+            </w:r>
+          </w:p>
+        </w:tc>
+        <w:tc>
+          <w:tcPr>
+            <w:tcW w:w="2254" w:type="dxa"/>
+            <w:shd w:val="clear" w:color="auto" w:fill="B6DDE8" w:themeFill="accent5" w:themeFillTint="66"/>
+          </w:tcPr>
+          <w:p>
+            <w:pPr>
+              <w:rPr>
+                <w:lang w:val="ru-RU"/>
+              </w:rPr>
+            </w:pPr>
+            <w:r>
+              <w:rPr>
+                <w:lang w:val="ru-RU"/>
+              </w:rPr>
+              <w:t>22</w:t>
+            </w:r>
+          </w:p>
+        </w:tc>
+        <w:tc>
+          <w:tcPr>
+            <w:tcW w:w="2254" w:type="dxa"/>
+            <w:shd w:val="clear" w:color="auto" w:fill="B6DDE8" w:themeFill="accent5" w:themeFillTint="66"/>
+          </w:tcPr>
+          <w:p>
+            <w:pPr>
+              <w:rPr>
+                <w:lang w:val="en-US"/>
+              </w:rPr>
+            </w:pPr>
+            <w:r>
+              <w:rPr>
+                <w:lang w:val="ru-RU"/>
+              </w:rPr>
+              <w:t>Корень</w:t>
+            </w:r>
+          </w:p>
+        </w:tc>
+      </w:tr>
+      <w:tr>
+        <w:tc>
+          <w:tcPr>
+            <w:tcW w:w="2254" w:type="dxa"/>
+          </w:tcPr>
+          <w:p>
+            <w:pPr>
+              <w:rPr>
+                <w:lang w:val="ru-RU"/>
+              </w:rPr>
+            </w:pPr>
+            <w:r>
+              <w:rPr>
+                <w:lang w:val="ru-RU"/>
+              </w:rPr>
+              <w:t>18</w:t>
+            </w:r>
+          </w:p>
+        </w:tc>
+        <w:tc>
+          <w:tcPr>
+            <w:tcW w:w="2254" w:type="dxa"/>
+          </w:tcPr>
+          <w:p>
+            <w:pPr>
+              <w:rPr>
+                <w:lang w:val="ru-RU"/>
+              </w:rPr>
+            </w:pPr>
+            <w:r>
+              <w:rPr>
+                <w:lang w:val="ru-RU"/>
+              </w:rPr>
+              <w:t>2</w:t>
+            </w:r>
+          </w:p>
+        </w:tc>
+        <w:tc>
+          <w:tcPr>
+            <w:tcW w:w="2254" w:type="dxa"/>
+          </w:tcPr>
+          <w:p>
+            <w:pPr>
+              <w:rPr>
+                <w:lang w:val="ru-RU"/>
+              </w:rPr>
+            </w:pPr>
+            <w:r>
+              <w:rPr>
+                <w:lang w:val="ru-RU"/>
+              </w:rPr>
+              <w:t>1</w:t>
+            </w:r>
+          </w:p>
+        </w:tc>
+        <w:tc>
+          <w:tcPr>
+            <w:tcW w:w="2254" w:type="dxa"/>
+          </w:tcPr>
+          <w:p>
+            <w:pPr>
+              <w:rPr>
+                <w:lang w:val="en-US"/>
+              </w:rPr>
+            </w:pPr>
+            <w:r>
+              <w:rPr>
+                <w:lang w:val="ru-RU"/>
+              </w:rPr>
+              <w:t>Не корень</w:t>
+            </w:r>
+          </w:p>
+        </w:tc>
+      </w:tr>
+      <w:tr>
+        <w:tc>
+          <w:tcPr>
+            <w:tcW w:w="2254" w:type="dxa"/>
+            <w:shd w:val="clear" w:color="auto" w:fill="B6DDE8" w:themeFill="accent5" w:themeFillTint="66"/>
+          </w:tcPr>
+          <w:p>
+            <w:pPr>
+              <w:rPr>
+                <w:lang w:val="ru-RU"/>
+              </w:rPr>
+            </w:pPr>
+            <w:r>
+              <w:rPr>
+                <w:lang w:val="ru-RU"/>
+              </w:rPr>
+              <w:t>19</w:t>
+            </w:r>
+          </w:p>
+        </w:tc>
+        <w:tc>
+          <w:tcPr>
+            <w:tcW w:w="2254" w:type="dxa"/>
+            <w:shd w:val="clear" w:color="auto" w:fill="B6DDE8" w:themeFill="accent5" w:themeFillTint="66"/>
+          </w:tcPr>
+          <w:p>
+            <w:pPr>
+              <w:rPr>
+                <w:lang w:val="ru-RU"/>
+              </w:rPr>
+            </w:pPr>
+            <w:r>
+              <w:rPr>
+                <w:lang w:val="ru-RU"/>
+              </w:rPr>
+              <w:t>16</w:t>
+            </w:r>
+          </w:p>
+        </w:tc>
+        <w:tc>
+          <w:tcPr>
+            <w:tcW w:w="2254" w:type="dxa"/>
+            <w:shd w:val="clear" w:color="auto" w:fill="B6DDE8" w:themeFill="accent5" w:themeFillTint="66"/>
+          </w:tcPr>
+          <w:p>
+            <w:pPr>
+              <w:rPr>
+                <w:lang w:val="ru-RU"/>
+              </w:rPr>
+            </w:pPr>
+            <w:r>
+              <w:rPr>
+                <w:lang w:val="ru-RU"/>
+              </w:rPr>
+              <w:t>22</w:t>
+            </w:r>
+          </w:p>
+        </w:tc>
+        <w:tc>
+          <w:tcPr>
+            <w:tcW w:w="2254" w:type="dxa"/>
+            <w:shd w:val="clear" w:color="auto" w:fill="B6DDE8" w:themeFill="accent5" w:themeFillTint="66"/>
+          </w:tcPr>
+          <w:p>
+            <w:pPr>
+              <w:rPr>
+                <w:lang w:val="en-US"/>
+              </w:rPr>
+            </w:pPr>
+            <w:r>
+              <w:rPr>
+                <w:lang w:val="ru-RU"/>
+              </w:rPr>
+              <w:t>Корень</w:t>
+            </w:r>
+          </w:p>
+        </w:tc>
+      </w:tr>
+      <w:tr>
+        <w:tc>
+          <w:tcPr>
+            <w:tcW w:w="2254" w:type="dxa"/>
+            <w:shd w:val="clear" w:color="auto" w:fill="B6DDE8" w:themeFill="accent5" w:themeFillTint="66"/>
+          </w:tcPr>
+          <w:p>
+            <w:pPr>
+              <w:rPr>
+                <w:lang w:val="ru-RU"/>
+              </w:rPr>
+            </w:pPr>
+            <w:r>
+              <w:rPr>
+                <w:lang w:val="ru-RU"/>
+              </w:rPr>
+              <w:t>20</w:t>
+            </w:r>
+          </w:p>
+        </w:tc>
+        <w:tc>
+          <w:tcPr>
+            <w:tcW w:w="2254" w:type="dxa"/>
+            <w:shd w:val="clear" w:color="auto" w:fill="B6DDE8" w:themeFill="accent5" w:themeFillTint="66"/>
+          </w:tcPr>
+          <w:p>
+            <w:pPr>
+              <w:rPr>
+                <w:lang w:val="ru-RU"/>
+              </w:rPr>
+            </w:pPr>
+            <w:r>
+              <w:rPr>
+                <w:lang w:val="ru-RU"/>
+              </w:rPr>
+              <w:t>9</w:t>
+            </w:r>
+          </w:p>
+        </w:tc>
+        <w:tc>
+          <w:tcPr>
+            <w:tcW w:w="2254" w:type="dxa"/>
+            <w:shd w:val="clear" w:color="auto" w:fill="B6DDE8" w:themeFill="accent5" w:themeFillTint="66"/>
+          </w:tcPr>
+          <w:p>
+            <w:pPr>
+              <w:rPr>
+                <w:lang w:val="ru-RU"/>
+              </w:rPr>
+            </w:pPr>
+            <w:r>
+              <w:rPr>
+                <w:lang w:val="ru-RU"/>
+              </w:rPr>
+              <w:t>22</w:t>
+            </w:r>
+          </w:p>
+        </w:tc>
+        <w:tc>
+          <w:tcPr>
+            <w:tcW w:w="2254" w:type="dxa"/>
+            <w:shd w:val="clear" w:color="auto" w:fill="B6DDE8" w:themeFill="accent5" w:themeFillTint="66"/>
+          </w:tcPr>
+          <w:p>
+            <w:pPr>
+              <w:rPr>
+                <w:lang w:val="en-US"/>
+              </w:rPr>
+            </w:pPr>
+            <w:r>
+              <w:rPr>
+                <w:lang w:val="ru-RU"/>
+              </w:rPr>
+              <w:t>Корень</w:t>
+            </w:r>
+          </w:p>
+        </w:tc>
+      </w:tr>
+      <w:tr>
+        <w:tc>
+          <w:tcPr>
+            <w:tcW w:w="2254" w:type="dxa"/>
+            <w:shd w:val="clear" w:color="auto" w:fill="B6DDE8" w:themeFill="accent5" w:themeFillTint="66"/>
+          </w:tcPr>
+          <w:p>
+            <w:pPr>
+              <w:rPr>
+                <w:lang w:val="ru-RU"/>
+              </w:rPr>
+            </w:pPr>
+            <w:r>
+              <w:rPr>
+                <w:lang w:val="ru-RU"/>
+              </w:rPr>
+              <w:t>21</w:t>
+            </w:r>
+          </w:p>
+        </w:tc>
+        <w:tc>
+          <w:tcPr>
+            <w:tcW w:w="2254" w:type="dxa"/>
+            <w:shd w:val="clear" w:color="auto" w:fill="B6DDE8" w:themeFill="accent5" w:themeFillTint="66"/>
+          </w:tcPr>
+          <w:p>
+            <w:pPr>
+              <w:rPr>
+                <w:lang w:val="ru-RU"/>
+              </w:rPr>
+            </w:pPr>
+            <w:r>
+              <w:rPr>
+                <w:lang w:val="ru-RU"/>
+              </w:rPr>
+              <w:t>4</w:t>
+            </w:r>
+          </w:p>
+        </w:tc>
+        <w:tc>
+          <w:tcPr>
+            <w:tcW w:w="2254" w:type="dxa"/>
+            <w:shd w:val="clear" w:color="auto" w:fill="B6DDE8" w:themeFill="accent5" w:themeFillTint="66"/>
+          </w:tcPr>
+          <w:p>
+            <w:pPr>
+              <w:rPr>
+                <w:lang w:val="ru-RU"/>
+              </w:rPr>
+            </w:pPr>
+            <w:r>
+              <w:rPr>
+                <w:lang w:val="ru-RU"/>
+              </w:rPr>
+              <w:t>22</w:t>
+            </w:r>
+          </w:p>
+        </w:tc>
+        <w:tc>
+          <w:tcPr>
+            <w:tcW w:w="2254" w:type="dxa"/>
+            <w:shd w:val="clear" w:color="auto" w:fill="B6DDE8" w:themeFill="accent5" w:themeFillTint="66"/>
+          </w:tcPr>
+          <w:p>
+            <w:pPr>
+              <w:rPr>
+                <w:lang w:val="en-US"/>
+              </w:rPr>
+            </w:pPr>
+            <w:r>
+              <w:rPr>
+                <w:lang w:val="ru-RU"/>
+              </w:rPr>
+              <w:t>Корень</w:t>
+            </w:r>
+          </w:p>
+        </w:tc>
+      </w:tr>
+      <w:tr>
+        <w:tc>
+          <w:tcPr>
+            <w:tcW w:w="2254" w:type="dxa"/>
+          </w:tcPr>
+          <w:p>
+            <w:pPr>
+              <w:rPr>
+                <w:lang w:val="ru-RU"/>
+              </w:rPr>
+            </w:pPr>
+            <w:r>
+              <w:rPr>
+                <w:lang w:val="ru-RU"/>
+              </w:rPr>
+              <w:t>22</w:t>
+            </w:r>
+          </w:p>
+        </w:tc>
+        <w:tc>
+          <w:tcPr>
+            <w:tcW w:w="2254" w:type="dxa"/>
+          </w:tcPr>
+          <w:p>
+            <w:pPr>
+              <w:rPr>
+                <w:lang w:val="ru-RU"/>
+              </w:rPr>
+            </w:pPr>
+            <w:r>
+              <w:rPr>
+                <w:lang w:val="ru-RU"/>
+              </w:rPr>
+              <w:t>1</w:t>
+            </w:r>
+          </w:p>
+        </w:tc>
+        <w:tc>
+          <w:tcPr>
+            <w:tcW w:w="2254" w:type="dxa"/>
+          </w:tcPr>
+          <w:p>
+            <w:pPr>
+              <w:rPr>
+                <w:lang w:val="ru-RU"/>
+              </w:rPr>
+            </w:pPr>
+            <w:r>
+              <w:rPr>
+                <w:lang w:val="ru-RU"/>
+              </w:rPr>
+              <w:t>22</w:t>
+            </w:r>
+          </w:p>
+        </w:tc>
+        <w:tc>
+          <w:tcPr>
+            <w:tcW w:w="2254" w:type="dxa"/>
+          </w:tcPr>
+          <w:p>
+            <w:pPr>
+              <w:rPr>
+                <w:lang w:val="ru-RU"/>
+              </w:rPr>
+            </w:pPr>
+            <w:r>
+              <w:rPr>
+                <w:lang w:val="ru-RU"/>
+              </w:rPr>
+              <w:t>Не корень</w:t>
+            </w:r>
+          </w:p>
+        </w:tc>
+      </w:tr>
+    </w:tbl>
+    <w:p>
+      <w:pPr>
+        <w:tabs>
+          <w:tab w:val="left" w:pos="426"/>
+        </w:tabs>
+        <w:spacing w:line="252" w:lineRule="auto"/>
+        <w:rPr>
+          <w:b/>
+          <w:bCs/>
+          <w:sz w:val="28"/>
+          <w:szCs w:val="28"/>
+          <w:lang w:val="ru-RU"/>
+        </w:rPr>
+      </w:pPr>
     </w:p>
     <w:p>
       <w:pPr>
@@ -3079,7 +4893,6 @@
           <w:szCs w:val="28"/>
           <w:lang w:val="ru-RU"/>
         </w:rPr>
-        <w:lastRenderedPageBreak/>
         <w:t>НОД(</w:t>
       </w:r>
       <w:proofErr w:type="gramEnd"/>
@@ -4405,66 +6218,6 @@
           <w:sz w:val="28"/>
           <w:szCs w:val="28"/>
           <w:lang w:val="ru-RU"/>
-        </w:rPr>
-      </w:pPr>
-    </w:p>
-    <w:p>
-      <w:pPr>
-        <w:pStyle w:val="ListParagraph"/>
-        <w:spacing w:line="276" w:lineRule="auto"/>
-        <w:ind w:left="0"/>
-        <w:rPr>
-          <w:b/>
-          <w:sz w:val="28"/>
-          <w:szCs w:val="28"/>
-        </w:rPr>
-      </w:pPr>
-    </w:p>
-    <w:p>
-      <w:pPr>
-        <w:pStyle w:val="ListParagraph"/>
-        <w:spacing w:line="276" w:lineRule="auto"/>
-        <w:ind w:left="0"/>
-        <w:rPr>
-          <w:b/>
-          <w:sz w:val="28"/>
-          <w:szCs w:val="28"/>
-        </w:rPr>
-      </w:pPr>
-    </w:p>
-    <w:p>
-      <w:pPr>
-        <w:pStyle w:val="ListParagraph"/>
-        <w:spacing w:line="276" w:lineRule="auto"/>
-        <w:ind w:left="0"/>
-        <w:rPr>
-          <w:b/>
-          <w:sz w:val="28"/>
-          <w:szCs w:val="28"/>
-        </w:rPr>
-      </w:pPr>
-    </w:p>
-    <w:p>
-      <w:pPr>
-        <w:pStyle w:val="ListParagraph"/>
-        <w:spacing w:line="276" w:lineRule="auto"/>
-        <w:ind w:left="0"/>
-        <w:rPr>
-          <w:b/>
-          <w:sz w:val="28"/>
-          <w:szCs w:val="28"/>
-        </w:rPr>
-      </w:pPr>
-    </w:p>
-    <w:p>
-      <w:pPr>
-        <w:pStyle w:val="ListParagraph"/>
-        <w:spacing w:line="276" w:lineRule="auto"/>
-        <w:ind w:left="0"/>
-        <w:rPr>
-          <w:b/>
-          <w:sz w:val="28"/>
-          <w:szCs w:val="28"/>
         </w:rPr>
       </w:pPr>
     </w:p>
